--- a/data/revised_2026-10_full/tracked/v2/Physics/SS4.2_Introduction_to_Space_Physics/Physics_Introduction_to_Space_Physics_FinalExplanation_TRACKED.docx
+++ b/data/revised_2026-10_full/tracked/v2/Physics/SS4.2_Introduction_to_Space_Physics/Physics_Introduction_to_Space_Physics_FinalExplanation_TRACKED.docx
@@ -436,7 +436,7 @@
               </w:rPr>
               <w:t xml:space="preserve">This is your Final Explanation for the unit. Answer the driving question: How did everything we see in the night sky above Nairobi come to exist, and how do scientists gather evidence about a universe they cannot directly touch or travel to? Write your answers in the space under each prompt. Use evidence from the lessons (the Big Bang, the evolution of the universe, classifying celestial bodies, the Solar System, Kepler's Laws, gravity, </w:t>
             </w:r>
-            <w:ins w:id="9001" w:author="Claude (AI) - proposed" w:date="2026-10-15T08:05:03Z">
+            <w:ins w:id="9001" w:author="Claude (AI) - proposed" w:date="2026-10-18T00:32:48Z">
               <w:r>
                 <w:rPr>
                   <w:rFonts w:ascii="Arial" w:cs="Arial" w:eastAsia="Arial" w:hAnsi="Arial"/>
@@ -825,7 +825,7 @@
               </w:rPr>
               <w:t xml:space="preserve">The planets Venus and Jupiter that we see above Nairobi belong to the Solar System. (a) Describe the layout of the Solar System, and explain what a scaled model of it (such as the corridor or toilet-paper model you walked) showed you about the space between the planets. (b) State Kepler's three laws in your own words. Then, using the orbital data you worked with for Mercury, Venus, Earth, Mars, Jupiter and Saturn, explain what you found when you compared the square of each planet's orbital period with the cube of its semi-major axis, and say what this told you about the planets. (c) Name the force that keeps the planets in orbit, state how it depends on mass and distance, and give one effect it has on Kenyan communities.</w:t>
             </w:r>
-            <w:ins w:id="9002" w:author="Claude (AI) - proposed" w:date="2026-10-15T08:05:03Z">
+            <w:ins w:id="9002" w:author="Claude (AI) - proposed" w:date="2026-10-18T00:32:48Z">
               <w:r>
                 <w:rPr>
                   <w:rFonts w:ascii="Arial" w:cs="Arial" w:eastAsia="Arial" w:hAnsi="Arial"/>
@@ -1397,7 +1397,7 @@
               <w:spacing w:after="40" w:before="0"/>
               <w:jc w:val="left"/>
             </w:pPr>
-            <w:ins w:id="9003" w:author="Claude (AI) - proposed" w:date="2026-10-15T08:05:03Z">
+            <w:ins w:id="9003" w:author="Claude (AI) - proposed" w:date="2026-10-18T00:32:48Z">
               <w:r>
                 <w:rPr>
                   <w:rFonts w:ascii="Arial" w:cs="Arial" w:eastAsia="Arial" w:hAnsi="Arial"/>
@@ -1425,7 +1425,7 @@
               </w:rPr>
               <w:t xml:space="preserve">Correctly describes the Big Bang as</w:t>
             </w:r>
-            <w:ins w:id="9004" w:author="Claude (AI) - proposed" w:date="2026-10-15T08:05:03Z">
+            <w:ins w:id="9004" w:author="Claude (AI) - proposed" w:date="2026-10-18T00:32:48Z">
               <w:r>
                 <w:rPr>
                   <w:rFonts w:ascii="Arial" w:cs="Arial" w:eastAsia="Arial" w:hAnsi="Arial"/>
@@ -1453,7 +1453,7 @@
               </w:rPr>
               <w:t xml:space="preserve"> expansion of space from a singularity about 13.8 billion years ago, orders </w:t>
             </w:r>
-            <w:ins w:id="9005" w:author="Claude (AI) - proposed" w:date="2026-10-15T08:05:03Z">
+            <w:ins w:id="9005" w:author="Claude (AI) - proposed" w:date="2026-10-18T00:32:48Z">
               <w:r>
                 <w:rPr>
                   <w:rFonts w:ascii="Arial" w:cs="Arial" w:eastAsia="Arial" w:hAnsi="Arial"/>
@@ -1481,7 +1481,7 @@
               </w:rPr>
               <w:t xml:space="preserve">the cosmic events </w:t>
             </w:r>
-            <w:del w:id="9006" w:author="Claude (AI) - proposed" w:date="2026-10-15T08:05:03Z">
+            <w:del w:id="9006" w:author="Claude (AI) - proposed" w:date="2026-10-18T00:32:48Z">
               <w:r>
                 <w:rPr>
                   <w:rFonts w:ascii="Arial" w:cs="Arial" w:eastAsia="Arial" w:hAnsi="Arial"/>
@@ -1496,7 +1496,7 @@
                 <w:delText xml:space="preserve">correctly and</w:delText>
               </w:r>
             </w:del>
-            <w:ins w:id="9007" w:author="Claude (AI) - proposed" w:date="2026-10-15T08:05:03Z">
+            <w:ins w:id="9007" w:author="Claude (AI) - proposed" w:date="2026-10-18T00:32:48Z">
               <w:r>
                 <w:rPr>
                   <w:rFonts w:ascii="Arial" w:cs="Arial" w:eastAsia="Arial" w:hAnsi="Arial"/>
@@ -1524,7 +1524,7 @@
               </w:rPr>
               <w:t xml:space="preserve"> uses the given times accurately</w:t>
             </w:r>
-            <w:ins w:id="9008" w:author="Claude (AI) - proposed" w:date="2026-10-15T08:05:03Z">
+            <w:ins w:id="9008" w:author="Claude (AI) - proposed" w:date="2026-10-18T00:32:48Z">
               <w:r>
                 <w:rPr>
                   <w:rFonts w:ascii="Arial" w:cs="Arial" w:eastAsia="Arial" w:hAnsi="Arial"/>
@@ -1572,7 +1572,7 @@
               <w:spacing w:after="40" w:before="0"/>
               <w:jc w:val="left"/>
             </w:pPr>
-            <w:ins w:id="9009" w:author="Claude (AI) - proposed" w:date="2026-10-15T08:05:03Z">
+            <w:ins w:id="9009" w:author="Claude (AI) - proposed" w:date="2026-10-18T00:32:48Z">
               <w:r>
                 <w:rPr>
                   <w:rFonts w:ascii="Arial" w:cs="Arial" w:eastAsia="Arial" w:hAnsi="Arial"/>
@@ -1620,7 +1620,7 @@
               <w:spacing w:after="40" w:before="0"/>
               <w:jc w:val="left"/>
             </w:pPr>
-            <w:ins w:id="9010" w:author="Claude (AI) - proposed" w:date="2026-10-15T08:05:03Z">
+            <w:ins w:id="9010" w:author="Claude (AI) - proposed" w:date="2026-10-18T00:32:48Z">
               <w:r>
                 <w:rPr>
                   <w:rFonts w:ascii="Arial" w:cs="Arial" w:eastAsia="Arial" w:hAnsi="Arial"/>
@@ -1683,7 +1683,7 @@
               </w:rPr>
               <w:t xml:space="preserve">Use of evidence (CMB, expansion, Kepler's Laws, gravity, </w:t>
             </w:r>
-            <w:ins w:id="9011" w:author="Claude (AI) - proposed" w:date="2026-10-15T08:05:03Z">
+            <w:ins w:id="9011" w:author="Claude (AI) - proposed" w:date="2026-10-18T00:32:48Z">
               <w:r>
                 <w:rPr>
                   <w:rFonts w:ascii="Arial" w:cs="Arial" w:eastAsia="Arial" w:hAnsi="Arial"/>
@@ -1731,7 +1731,7 @@
               <w:spacing w:after="40" w:before="0"/>
               <w:jc w:val="left"/>
             </w:pPr>
-            <w:ins w:id="9012" w:author="Claude (AI) - proposed" w:date="2026-10-15T08:05:03Z">
+            <w:ins w:id="9012" w:author="Claude (AI) - proposed" w:date="2026-10-18T00:32:48Z">
               <w:r>
                 <w:rPr>
                   <w:rFonts w:ascii="Arial" w:cs="Arial" w:eastAsia="Arial" w:hAnsi="Arial"/>
@@ -1759,7 +1759,7 @@
               </w:rPr>
               <w:t xml:space="preserve">Uses several specific pieces of evidence from the unit and explains clearly what each one shows</w:t>
             </w:r>
-            <w:ins w:id="9013" w:author="Claude (AI) - proposed" w:date="2026-10-15T08:05:03Z">
+            <w:ins w:id="9013" w:author="Claude (AI) - proposed" w:date="2026-10-18T00:32:48Z">
               <w:r>
                 <w:rPr>
                   <w:rFonts w:ascii="Arial" w:cs="Arial" w:eastAsia="Arial" w:hAnsi="Arial"/>
@@ -1807,7 +1807,7 @@
               <w:spacing w:after="40" w:before="0"/>
               <w:jc w:val="left"/>
             </w:pPr>
-            <w:ins w:id="9014" w:author="Claude (AI) - proposed" w:date="2026-10-15T08:05:03Z">
+            <w:ins w:id="9014" w:author="Claude (AI) - proposed" w:date="2026-10-18T00:32:48Z">
               <w:r>
                 <w:rPr>
                   <w:rFonts w:ascii="Arial" w:cs="Arial" w:eastAsia="Arial" w:hAnsi="Arial"/>
@@ -1855,7 +1855,7 @@
               <w:spacing w:after="40" w:before="0"/>
               <w:jc w:val="left"/>
             </w:pPr>
-            <w:ins w:id="9015" w:author="Claude (AI) - proposed" w:date="2026-10-15T08:05:03Z">
+            <w:ins w:id="9015" w:author="Claude (AI) - proposed" w:date="2026-10-18T00:32:48Z">
               <w:r>
                 <w:rPr>
                   <w:rFonts w:ascii="Arial" w:cs="Arial" w:eastAsia="Arial" w:hAnsi="Arial"/>
@@ -1938,7 +1938,7 @@
               <w:spacing w:after="40" w:before="0"/>
               <w:jc w:val="left"/>
             </w:pPr>
-            <w:ins w:id="9016" w:author="Claude (AI) - proposed" w:date="2026-10-15T08:05:03Z">
+            <w:ins w:id="9016" w:author="Claude (AI) - proposed" w:date="2026-10-18T00:32:48Z">
               <w:r>
                 <w:rPr>
                   <w:rFonts w:ascii="Arial" w:cs="Arial" w:eastAsia="Arial" w:hAnsi="Arial"/>
@@ -1986,7 +1986,7 @@
               <w:spacing w:after="40" w:before="0"/>
               <w:jc w:val="left"/>
             </w:pPr>
-            <w:ins w:id="9017" w:author="Claude (AI) - proposed" w:date="2026-10-15T08:05:03Z">
+            <w:ins w:id="9017" w:author="Claude (AI) - proposed" w:date="2026-10-18T00:32:48Z">
               <w:r>
                 <w:rPr>
                   <w:rFonts w:ascii="Arial" w:cs="Arial" w:eastAsia="Arial" w:hAnsi="Arial"/>
@@ -2034,7 +2034,7 @@
               <w:spacing w:after="40" w:before="0"/>
               <w:jc w:val="left"/>
             </w:pPr>
-            <w:ins w:id="9018" w:author="Claude (AI) - proposed" w:date="2026-10-15T08:05:03Z">
+            <w:ins w:id="9018" w:author="Claude (AI) - proposed" w:date="2026-10-18T00:32:48Z">
               <w:r>
                 <w:rPr>
                   <w:rFonts w:ascii="Arial" w:cs="Arial" w:eastAsia="Arial" w:hAnsi="Arial"/>
@@ -2117,7 +2117,7 @@
               <w:spacing w:after="40" w:before="0"/>
               <w:jc w:val="left"/>
             </w:pPr>
-            <w:ins w:id="9019" w:author="Claude (AI) - proposed" w:date="2026-10-15T08:05:03Z">
+            <w:ins w:id="9019" w:author="Claude (AI) - proposed" w:date="2026-10-18T00:32:48Z">
               <w:r>
                 <w:rPr>
                   <w:rFonts w:ascii="Arial" w:cs="Arial" w:eastAsia="Arial" w:hAnsi="Arial"/>
@@ -2145,7 +2145,7 @@
               </w:rPr>
               <w:t xml:space="preserve">Repeatedly links ideas to the Nairobi night sky and gives accurate Kenyan or African examples such as Mombasa tides, </w:t>
             </w:r>
-            <w:del w:id="9020" w:author="Claude (AI) - proposed" w:date="2026-10-15T08:05:03Z">
+            <w:del w:id="9020" w:author="Claude (AI) - proposed" w:date="2026-10-18T00:32:48Z">
               <w:r>
                 <w:rPr>
                   <w:rFonts w:ascii="Arial" w:cs="Arial" w:eastAsia="Arial" w:hAnsi="Arial"/>
@@ -2173,7 +2173,7 @@
               </w:rPr>
               <w:t xml:space="preserve">1KUNS-PF</w:t>
             </w:r>
-            <w:ins w:id="9021" w:author="Claude (AI) - proposed" w:date="2026-10-15T08:05:03Z">
+            <w:ins w:id="9021" w:author="Claude (AI) - proposed" w:date="2026-10-18T00:32:48Z">
               <w:r>
                 <w:rPr>
                   <w:rFonts w:ascii="Arial" w:cs="Arial" w:eastAsia="Arial" w:hAnsi="Arial"/>
@@ -2221,7 +2221,7 @@
               <w:spacing w:after="40" w:before="0"/>
               <w:jc w:val="left"/>
             </w:pPr>
-            <w:ins w:id="9022" w:author="Claude (AI) - proposed" w:date="2026-10-15T08:05:03Z">
+            <w:ins w:id="9022" w:author="Claude (AI) - proposed" w:date="2026-10-18T00:32:48Z">
               <w:r>
                 <w:rPr>
                   <w:rFonts w:ascii="Arial" w:cs="Arial" w:eastAsia="Arial" w:hAnsi="Arial"/>
@@ -2269,7 +2269,7 @@
               <w:spacing w:after="40" w:before="0"/>
               <w:jc w:val="left"/>
             </w:pPr>
-            <w:ins w:id="9023" w:author="Claude (AI) - proposed" w:date="2026-10-15T08:05:03Z">
+            <w:ins w:id="9023" w:author="Claude (AI) - proposed" w:date="2026-10-18T00:32:48Z">
               <w:r>
                 <w:rPr>
                   <w:rFonts w:ascii="Arial" w:cs="Arial" w:eastAsia="Arial" w:hAnsi="Arial"/>
@@ -2352,7 +2352,7 @@
               <w:spacing w:after="40" w:before="0"/>
               <w:jc w:val="left"/>
             </w:pPr>
-            <w:ins w:id="9024" w:author="Claude (AI) - proposed" w:date="2026-10-15T08:05:03Z">
+            <w:ins w:id="9024" w:author="Claude (AI) - proposed" w:date="2026-10-18T00:32:48Z">
               <w:r>
                 <w:rPr>
                   <w:rFonts w:ascii="Arial" w:cs="Arial" w:eastAsia="Arial" w:hAnsi="Arial"/>
@@ -2380,7 +2380,7 @@
               </w:rPr>
               <w:t xml:space="preserve">Writes a clear, well-organised answer </w:t>
             </w:r>
-            <w:del w:id="9025" w:author="Claude (AI) - proposed" w:date="2026-10-15T08:05:03Z">
+            <w:del w:id="9025" w:author="Claude (AI) - proposed" w:date="2026-10-18T00:32:48Z">
               <w:r>
                 <w:rPr>
                   <w:rFonts w:ascii="Arial" w:cs="Arial" w:eastAsia="Arial" w:hAnsi="Arial"/>
@@ -2395,7 +2395,7 @@
                 <w:delText xml:space="preserve">with a claim, evidence and reasoning</w:delText>
               </w:r>
             </w:del>
-            <w:ins w:id="9026" w:author="Claude (AI) - proposed" w:date="2026-10-15T08:05:03Z">
+            <w:ins w:id="9026" w:author="Claude (AI) - proposed" w:date="2026-10-18T00:32:48Z">
               <w:r>
                 <w:rPr>
                   <w:rFonts w:ascii="Arial" w:cs="Arial" w:eastAsia="Arial" w:hAnsi="Arial"/>
@@ -2443,7 +2443,7 @@
               <w:spacing w:after="40" w:before="0"/>
               <w:jc w:val="left"/>
             </w:pPr>
-            <w:ins w:id="9027" w:author="Claude (AI) - proposed" w:date="2026-10-15T08:05:03Z">
+            <w:ins w:id="9027" w:author="Claude (AI) - proposed" w:date="2026-10-18T00:32:48Z">
               <w:r>
                 <w:rPr>
                   <w:rFonts w:ascii="Arial" w:cs="Arial" w:eastAsia="Arial" w:hAnsi="Arial"/>
@@ -2491,7 +2491,7 @@
               <w:spacing w:after="40" w:before="0"/>
               <w:jc w:val="left"/>
             </w:pPr>
-            <w:ins w:id="9028" w:author="Claude (AI) - proposed" w:date="2026-10-15T08:05:03Z">
+            <w:ins w:id="9028" w:author="Claude (AI) - proposed" w:date="2026-10-18T00:32:48Z">
               <w:r>
                 <w:rPr>
                   <w:rFonts w:ascii="Arial" w:cs="Arial" w:eastAsia="Arial" w:hAnsi="Arial"/>
@@ -2641,7 +2641,7 @@
         </w:rPr>
         <w:t xml:space="preserve">© 2026 SeaVuria and ARES. This work is licensed under a </w:t>
       </w:r>
-      <w:hyperlink w:history="1" r:id="rIdbqabtvez75bckbhya8-ro">
+      <w:hyperlink w:history="1" r:id="rIdweyo2z10gbeijffxigc5r">
         <w:r>
           <w:rPr>
             <w:rFonts w:ascii="Arial" w:cs="Arial" w:eastAsia="Arial" w:hAnsi="Arial"/>
@@ -2661,7 +2661,7 @@
         </w:rPr>
         <w:t xml:space="preserve"> (</w:t>
       </w:r>
-      <w:hyperlink w:history="1" r:id="rIditm4_1kxq7ebwvcr1tyd9">
+      <w:hyperlink w:history="1" r:id="rIdbed55zjo19sjjcj9v8ncy">
         <w:r>
           <w:rPr>
             <w:rFonts w:ascii="Arial" w:cs="Arial" w:eastAsia="Arial" w:hAnsi="Arial"/>
@@ -2681,7 +2681,7 @@
         </w:rPr>
         <w:t xml:space="preserve">). To view a copy of this license, visit </w:t>
       </w:r>
-      <w:hyperlink w:history="1" r:id="rIdbgazqu1rcm75af3_tjf9l">
+      <w:hyperlink w:history="1" r:id="rIdsdae-lswtdrtxjrcgnejz">
         <w:r>
           <w:rPr>
             <w:rFonts w:ascii="Arial" w:cs="Arial" w:eastAsia="Arial" w:hAnsi="Arial"/>
